--- a/AWS Lab.docx
+++ b/AWS Lab.docx
@@ -68,33 +68,18 @@
         <w:bidi w:val="0"/>
       </w:pPr>
       <w:r>
-        <w:t>Password</w:t>
-      </w:r>
-      <w:r>
-        <w:t xml:space="preserve">: </w:t>
-      </w:r>
-      <w:r>
-        <w:t>Doit1234!</w:t>
-      </w:r>
-      <w:r>
-        <w:t xml:space="preserve">  (old: </w:t>
-      </w:r>
-      <w:r>
-        <w:t>%ssecU0$</w:t>
-      </w:r>
-      <w:r>
-        <w:t>)</w:t>
-      </w:r>
-    </w:p>
-    <w:p>
-      <w:pPr>
-        <w:bidi w:val="0"/>
-      </w:pPr>
-      <w:r>
-        <w:t>Console sign-in URL</w:t>
-      </w:r>
-      <w:r>
-        <w:t xml:space="preserve">: </w:t>
+        <w:t>Password: Doit1234!</w:t>
+      </w:r>
+      <w:r>
+        <w:t xml:space="preserve">  (old: %ssecU0$)</w:t>
+      </w:r>
+    </w:p>
+    <w:p>
+      <w:pPr>
+        <w:bidi w:val="0"/>
+      </w:pPr>
+      <w:r>
+        <w:t xml:space="preserve">Console sign-in URL: </w:t>
       </w:r>
       <w:hyperlink r:id="rId4" w:history="1">
         <w:r>
@@ -965,98 +950,100 @@
         <w:rPr>
           <w:u w:val="single"/>
         </w:rPr>
+        <w:t xml:space="preserve"> &amp; Scaling</w:t>
+      </w:r>
+    </w:p>
+    <w:p>
+      <w:pPr>
+        <w:bidi w:val="0"/>
+      </w:pPr>
+      <w:r>
+        <w:t xml:space="preserve"> Write and deploy some “load generating” app/tool to generate requests to your application via Web. </w:t>
+      </w:r>
+    </w:p>
+    <w:p>
+      <w:pPr>
+        <w:bidi w:val="0"/>
+      </w:pPr>
+      <w:r>
+        <w:t xml:space="preserve"> Implement some scaling tool on your environment so when the load will be more that 10 requests per second it will deploy addition pod for the frontend service, implement the load generator like this till 4 pods, and then show how the numbers of pods will decrease because there is no load anymore. </w:t>
+      </w:r>
+    </w:p>
+    <w:p>
+      <w:pPr>
+        <w:bidi w:val="0"/>
+      </w:pPr>
+    </w:p>
+    <w:p>
+      <w:pPr>
+        <w:bidi w:val="0"/>
+        <w:rPr>
+          <w:u w:val="single"/>
+        </w:rPr>
+      </w:pPr>
+      <w:r>
+        <w:rPr>
+          <w:u w:val="single"/>
+        </w:rPr>
+        <w:t>Git repo</w:t>
+      </w:r>
+    </w:p>
+    <w:p>
+      <w:pPr>
+        <w:bidi w:val="0"/>
+        <w:rPr>
+          <w:color w:val="00B050"/>
+        </w:rPr>
+      </w:pPr>
+      <w:r>
+        <w:rPr>
+          <w:color w:val="00B050"/>
+        </w:rPr>
+        <w:t xml:space="preserve"> Store all of your code in </w:t>
+      </w:r>
+      <w:proofErr w:type="spellStart"/>
+      <w:r>
+        <w:rPr>
+          <w:b/>
+          <w:bCs/>
+          <w:color w:val="00B050"/>
+        </w:rPr>
+        <w:t>Codecommit</w:t>
+      </w:r>
+      <w:proofErr w:type="spellEnd"/>
+      <w:r>
+        <w:rPr>
+          <w:b/>
+          <w:bCs/>
+          <w:color w:val="00B050"/>
+        </w:rPr>
+        <w:t xml:space="preserve">/GitHub </w:t>
+      </w:r>
+    </w:p>
+    <w:p>
+      <w:pPr>
+        <w:bidi w:val="0"/>
+      </w:pPr>
+      <w:r>
+        <w:t xml:space="preserve"> Create Pipeline with </w:t>
+      </w:r>
+      <w:proofErr w:type="spellStart"/>
+      <w:r>
+        <w:rPr>
+          <w:b/>
+          <w:bCs/>
+        </w:rPr>
+        <w:t>CodePipeline</w:t>
+      </w:r>
+      <w:proofErr w:type="spellEnd"/>
+      <w:r>
+        <w:rPr>
+          <w:b/>
+          <w:bCs/>
+        </w:rPr>
         <w:t xml:space="preserve"> </w:t>
       </w:r>
       <w:r>
-        <w:rPr>
-          <w:u w:val="single"/>
-        </w:rPr>
-        <w:t>&amp; Scaling</w:t>
-      </w:r>
-    </w:p>
-    <w:p>
-      <w:pPr>
-        <w:bidi w:val="0"/>
-      </w:pPr>
-      <w:r>
-        <w:t xml:space="preserve"> Write and deploy some “load generating” app/tool to generate requests to your application via Web. </w:t>
-      </w:r>
-    </w:p>
-    <w:p>
-      <w:pPr>
-        <w:bidi w:val="0"/>
-      </w:pPr>
-      <w:r>
-        <w:t xml:space="preserve"> Implement some scaling tool on your environment so when the load will be more that 10 requests per second it will deploy addition pod for the frontend service, implement the load generator like this till 4 pods, and then show how the numbers of pods will decrease because there is no load anymore. </w:t>
-      </w:r>
-    </w:p>
-    <w:p>
-      <w:pPr>
-        <w:bidi w:val="0"/>
-      </w:pPr>
-    </w:p>
-    <w:p>
-      <w:pPr>
-        <w:bidi w:val="0"/>
-        <w:rPr>
-          <w:u w:val="single"/>
-        </w:rPr>
-      </w:pPr>
-      <w:r>
-        <w:rPr>
-          <w:u w:val="single"/>
-        </w:rPr>
-        <w:t>Git repo</w:t>
-      </w:r>
-    </w:p>
-    <w:p>
-      <w:pPr>
-        <w:bidi w:val="0"/>
-      </w:pPr>
-      <w:r>
-        <w:t xml:space="preserve"> Store all of your code in </w:t>
-      </w:r>
-      <w:proofErr w:type="spellStart"/>
-      <w:r>
-        <w:rPr>
-          <w:b/>
-          <w:bCs/>
-        </w:rPr>
-        <w:t>Codecommit</w:t>
-      </w:r>
-      <w:proofErr w:type="spellEnd"/>
-      <w:r>
-        <w:rPr>
-          <w:b/>
-          <w:bCs/>
-        </w:rPr>
-        <w:t xml:space="preserve">/GitHub </w:t>
-      </w:r>
-    </w:p>
-    <w:p>
-      <w:pPr>
-        <w:bidi w:val="0"/>
-      </w:pPr>
-      <w:r>
-        <w:t xml:space="preserve"> Create Pipeline with </w:t>
-      </w:r>
-      <w:proofErr w:type="spellStart"/>
-      <w:r>
-        <w:rPr>
-          <w:b/>
-          <w:bCs/>
-        </w:rPr>
-        <w:t>CodePipeline</w:t>
-      </w:r>
-      <w:proofErr w:type="spellEnd"/>
-      <w:r>
-        <w:rPr>
-          <w:b/>
-          <w:bCs/>
-        </w:rPr>
-        <w:t xml:space="preserve"> </w:t>
-      </w:r>
-      <w:r>
         <w:t xml:space="preserve">or SDK to deploy updated version of the frontend </w:t>
       </w:r>
       <w:r>
@@ -1091,14 +1078,21 @@
     <w:p>
       <w:pPr>
         <w:bidi w:val="0"/>
-      </w:pPr>
-      <w:r>
+        <w:rPr>
+          <w:color w:val="00B050"/>
+        </w:rPr>
+      </w:pPr>
+      <w:r>
+        <w:rPr>
+          <w:color w:val="00B050"/>
+        </w:rPr>
         <w:t xml:space="preserve"> Create above infrastructure via </w:t>
       </w:r>
       <w:r>
         <w:rPr>
           <w:b/>
           <w:bCs/>
+          <w:color w:val="00B050"/>
         </w:rPr>
         <w:t xml:space="preserve">Terraform </w:t>
       </w:r>
@@ -1547,6 +1541,7 @@
   <w:style w:type="character" w:default="1" w:styleId="DefaultParagraphFont">
     <w:name w:val="Default Paragraph Font"/>
     <w:uiPriority w:val="1"/>
+    <w:semiHidden/>
     <w:unhideWhenUsed/>
   </w:style>
   <w:style w:type="table" w:default="1" w:styleId="TableNormal">
